--- a/rag/魔兽图鉴.docx
+++ b/rag/魔兽图鉴.docx
@@ -103,16 +103,14 @@
       <w:pPr>
         <w:pStyle w:val="Heading2"/>
       </w:pPr>
-      <w:r>
-        <w:t>【魔核】一阶火属性魔核，呈暗红色，可用于低级火焰符文的铭刻。</w:t>
-      </w:r>
-    </w:p>
-    <w:p>
-      <w:pPr>
-        <w:pStyle w:val="Heading2"/>
-      </w:pPr>
-      <w:r>
-        <w:t>【掉落物】焰鳞片（制作低阶火抗护甲的材料）</w:t>
+      <w:r/>
+    </w:p>
+    <w:p>
+      <w:pPr>
+        <w:pStyle w:val="Heading2"/>
+      </w:pPr>
+      <w:r>
+        <w:t>【掉落物】【ID】mh-h1 一阶火属性魔核，呈暗红色，可用于低级火焰符文的铭刻。，【ID】cl-100 焰鳞片（制作低阶火抗护甲的材料）</w:t>
       </w:r>
     </w:p>
     <w:p>
@@ -136,7 +134,12 @@
         <w:pStyle w:val="Heading2"/>
       </w:pPr>
       <w:r>
-        <w:t>【战力参考】斗之气三段</w:t>
+        <w:t>【战力参考】3</w:t>
+      </w:r>
+    </w:p>
+    <w:p>
+      <w:r>
+        <w:t>【属性参考】力20 智15 耐20 敏10</w:t>
       </w:r>
     </w:p>
     <w:p>
@@ -229,16 +232,14 @@
       <w:pPr>
         <w:pStyle w:val="Heading2"/>
       </w:pPr>
-      <w:r>
-        <w:t>【魔核】一阶冰属性魔核，呈透明蓝色，可用于制作低级冰系药剂。</w:t>
-      </w:r>
-    </w:p>
-    <w:p>
-      <w:pPr>
-        <w:pStyle w:val="Heading2"/>
-      </w:pPr>
-      <w:r>
-        <w:t>【掉落物】冰蛙皮（可制成清凉布料，夏季衣物材料）</w:t>
+      <w:r/>
+    </w:p>
+    <w:p>
+      <w:pPr>
+        <w:pStyle w:val="Heading2"/>
+      </w:pPr>
+      <w:r>
+        <w:t>【掉落物】【ID】mh-b1 一阶冰属性魔核，呈透明蓝色，可用于制作低级冰系药剂。，【ID】cl-101 冰蛙皮（可制成清凉布料，夏季衣物材料）</w:t>
       </w:r>
     </w:p>
     <w:p>
@@ -262,7 +263,12 @@
         <w:pStyle w:val="Heading2"/>
       </w:pPr>
       <w:r>
-        <w:t>【战力参考】斗之气二段</w:t>
+        <w:t>【战力参考】2</w:t>
+      </w:r>
+    </w:p>
+    <w:p>
+      <w:r>
+        <w:t>【属性参考】力3 智7 耐4 敏21</w:t>
       </w:r>
     </w:p>
     <w:p>
@@ -355,16 +361,14 @@
       <w:pPr>
         <w:pStyle w:val="Heading2"/>
       </w:pPr>
-      <w:r>
-        <w:t>【魔核】一阶风属性魔核，呈浅绿色，可用于低级风系淬炼。</w:t>
-      </w:r>
-    </w:p>
-    <w:p>
-      <w:pPr>
-        <w:pStyle w:val="Heading2"/>
-      </w:pPr>
-      <w:r>
-        <w:t>【掉落物】风翎羽（制作轻身符咒的材料）</w:t>
+      <w:r/>
+    </w:p>
+    <w:p>
+      <w:pPr>
+        <w:pStyle w:val="Heading2"/>
+      </w:pPr>
+      <w:r>
+        <w:t>【掉落物】【ID】mh-f1 一阶风属性魔核，呈浅绿色，可用于低级风系淬炼。，【ID】cl-102 风翎羽（制作轻身符咒的材料）</w:t>
       </w:r>
     </w:p>
     <w:p>
@@ -388,7 +392,12 @@
         <w:pStyle w:val="Heading2"/>
       </w:pPr>
       <w:r>
-        <w:t>【战力参考】斗之气三段</w:t>
+        <w:t>【战力参考】3</w:t>
+      </w:r>
+    </w:p>
+    <w:p>
+      <w:r>
+        <w:t>【属性参考】力6 智13 耐6 敏31</w:t>
       </w:r>
     </w:p>
     <w:p>
@@ -481,16 +490,14 @@
       <w:pPr>
         <w:pStyle w:val="Heading2"/>
       </w:pPr>
-      <w:r>
-        <w:t>【魔核】一阶土属性魔核，呈黄褐色，可用于低级炼器材料。</w:t>
-      </w:r>
-    </w:p>
-    <w:p>
-      <w:pPr>
-        <w:pStyle w:val="Heading2"/>
-      </w:pPr>
-      <w:r>
-        <w:t>【掉落物】岩甲壳碎片（适合打磨成低级护甲片）</w:t>
+      <w:r/>
+    </w:p>
+    <w:p>
+      <w:pPr>
+        <w:pStyle w:val="Heading2"/>
+      </w:pPr>
+      <w:r>
+        <w:t>【掉落物】【ID】mh-t1 一阶土属性魔核，呈黄褐色，可用于低级炼器材料。，【ID】cl-103 岩甲壳碎片（适合打磨成低级护甲片）</w:t>
       </w:r>
     </w:p>
     <w:p>
@@ -514,7 +521,12 @@
         <w:pStyle w:val="Heading2"/>
       </w:pPr>
       <w:r>
-        <w:t>【战力参考】斗之气三段（防御型）</w:t>
+        <w:t>【战力参考】3 （防御型）</w:t>
+      </w:r>
+    </w:p>
+    <w:p>
+      <w:r>
+        <w:t>【属性参考】力12 智6 耐26 敏21</w:t>
       </w:r>
     </w:p>
     <w:p>
@@ -607,16 +619,14 @@
       <w:pPr>
         <w:pStyle w:val="Heading2"/>
       </w:pPr>
-      <w:r>
-        <w:t>【魔核】一阶雷属性魔核，呈淡黄色，可用于低级雷电符咒。</w:t>
-      </w:r>
-    </w:p>
-    <w:p>
-      <w:pPr>
-        <w:pStyle w:val="Heading2"/>
-      </w:pPr>
-      <w:r>
-        <w:t>【掉落物】电纹鼠尾（可研磨成麻痹药粉）</w:t>
+      <w:r/>
+    </w:p>
+    <w:p>
+      <w:pPr>
+        <w:pStyle w:val="Heading2"/>
+      </w:pPr>
+      <w:r>
+        <w:t>【掉落物】【ID】mh-l1 一阶雷属性魔核，呈淡黄色，可用于低级雷电符咒。，【ID】cl-104 电纹鼠尾（可研磨成麻痹药粉）</w:t>
       </w:r>
     </w:p>
     <w:p>
@@ -640,7 +650,12 @@
         <w:pStyle w:val="Heading2"/>
       </w:pPr>
       <w:r>
-        <w:t>【战力参考】斗之气四段</w:t>
+        <w:t>【战力参考】4</w:t>
+      </w:r>
+    </w:p>
+    <w:p>
+      <w:r>
+        <w:t>【属性参考】力14 智17 耐10 敏38</w:t>
       </w:r>
     </w:p>
     <w:p>
@@ -733,16 +748,14 @@
       <w:pPr>
         <w:pStyle w:val="Heading2"/>
       </w:pPr>
-      <w:r>
-        <w:t>【魔核】一阶暗属性魔核，呈深紫色，可用于低级暗系淬炼。</w:t>
-      </w:r>
-    </w:p>
-    <w:p>
-      <w:pPr>
-        <w:pStyle w:val="Heading2"/>
-      </w:pPr>
-      <w:r>
-        <w:t>【掉落物】黑雾蝮毒牙（可提炼成麻痹毒液）</w:t>
+      <w:r/>
+    </w:p>
+    <w:p>
+      <w:pPr>
+        <w:pStyle w:val="Heading2"/>
+      </w:pPr>
+      <w:r>
+        <w:t>【掉落物】【ID】mh-a1 一阶暗属性魔核，呈深紫色，可用于低级暗系淬炼。，【ID】cl-105 黑雾蝮毒牙（可提炼成麻痹毒液）</w:t>
       </w:r>
     </w:p>
     <w:p>
@@ -766,7 +779,12 @@
         <w:pStyle w:val="Heading2"/>
       </w:pPr>
       <w:r>
-        <w:t>【战力参考】斗之气四段</w:t>
+        <w:t>【战力参考】4</w:t>
+      </w:r>
+    </w:p>
+    <w:p>
+      <w:r>
+        <w:t>【属性参考】力33 智13 耐16 敏16</w:t>
       </w:r>
     </w:p>
     <w:p>
@@ -859,16 +877,14 @@
       <w:pPr>
         <w:pStyle w:val="Heading2"/>
       </w:pPr>
-      <w:r>
-        <w:t>【魔核】一阶毒属性魔核，呈绿色，可用于低级毒剂调配。</w:t>
-      </w:r>
-    </w:p>
-    <w:p>
-      <w:pPr>
-        <w:pStyle w:val="Heading2"/>
-      </w:pPr>
-      <w:r>
-        <w:t>【掉落物】毒棘蜂刺（制作低级淬毒暗器的材料）</w:t>
+      <w:r/>
+    </w:p>
+    <w:p>
+      <w:pPr>
+        <w:pStyle w:val="Heading2"/>
+      </w:pPr>
+      <w:r>
+        <w:t>【掉落物】【ID】mh-d1 一阶毒属性魔核，呈绿色，可用于低级毒剂调配。，【ID】cl-106 毒棘蜂刺（制作低级淬毒暗器的材料）</w:t>
       </w:r>
     </w:p>
     <w:p>
@@ -892,7 +908,12 @@
         <w:pStyle w:val="Heading2"/>
       </w:pPr>
       <w:r>
-        <w:t>【战力参考】斗之气三段（单只）/ 斗之气四段（群体）</w:t>
+        <w:t>【战力参考】3 （单只）/ 斗之气四段（群体）</w:t>
+      </w:r>
+    </w:p>
+    <w:p>
+      <w:r>
+        <w:t>【属性参考】力11 智12 耐10 敏37</w:t>
       </w:r>
     </w:p>
     <w:p>
@@ -985,16 +1006,14 @@
       <w:pPr>
         <w:pStyle w:val="Heading2"/>
       </w:pPr>
-      <w:r>
-        <w:t>【魔核】一阶木属性魔核，呈翠绿色，可用于低级木系药剂的培养。</w:t>
-      </w:r>
-    </w:p>
-    <w:p>
-      <w:pPr>
-        <w:pStyle w:val="Heading2"/>
-      </w:pPr>
-      <w:r>
-        <w:t>【掉落物】青木獾爪（可制成低阶木系法杖的镶嵌物）</w:t>
+      <w:r/>
+    </w:p>
+    <w:p>
+      <w:pPr>
+        <w:pStyle w:val="Heading2"/>
+      </w:pPr>
+      <w:r>
+        <w:t>【掉落物】【ID】mh-m1 一阶木属性魔核，呈翠绿色，可用于低级木系药剂的培养。，【ID】cl-107 青木獾爪（可制成低阶木系法杖的镶嵌物）</w:t>
       </w:r>
     </w:p>
     <w:p>
@@ -1018,7 +1037,12 @@
         <w:pStyle w:val="Heading2"/>
       </w:pPr>
       <w:r>
-        <w:t>【战力参考】斗之气三段</w:t>
+        <w:t>【战力参考】3</w:t>
+      </w:r>
+    </w:p>
+    <w:p>
+      <w:r>
+        <w:t>【属性参考】力13 智7 耐26 敏16</w:t>
       </w:r>
     </w:p>
     <w:p>
@@ -1111,16 +1135,14 @@
       <w:pPr>
         <w:pStyle w:val="Heading2"/>
       </w:pPr>
-      <w:r>
-        <w:t>【魔核】一阶水属性魔核，呈淡蓝色，可用于低级水系斗技的辅助。</w:t>
-      </w:r>
-    </w:p>
-    <w:p>
-      <w:pPr>
-        <w:pStyle w:val="Heading2"/>
-      </w:pPr>
-      <w:r>
-        <w:t>【掉落物】水纹鳄皮（制作低级水抗护甲的主要材料）</w:t>
+      <w:r/>
+    </w:p>
+    <w:p>
+      <w:pPr>
+        <w:pStyle w:val="Heading2"/>
+      </w:pPr>
+      <w:r>
+        <w:t>【掉落物】【ID】mh-s1 一阶水属性魔核，呈淡蓝色，可用于低级水系斗技的辅助。，【ID】cl-108 水纹鳄皮（制作低级水抗护甲的主要材料）</w:t>
       </w:r>
     </w:p>
     <w:p>
@@ -1144,7 +1166,12 @@
         <w:pStyle w:val="Heading2"/>
       </w:pPr>
       <w:r>
-        <w:t>【战力参考】斗之气四段</w:t>
+        <w:t>【战力参考】4</w:t>
+      </w:r>
+    </w:p>
+    <w:p>
+      <w:r>
+        <w:t>【属性参考】力28 智13 耐14 敏20</w:t>
       </w:r>
     </w:p>
     <w:p>
@@ -1237,16 +1264,14 @@
       <w:pPr>
         <w:pStyle w:val="Heading2"/>
       </w:pPr>
-      <w:r>
-        <w:t>【魔核】一阶火属性魔核，呈橘红色，体积小但纯度高，可用于低级附魔。</w:t>
-      </w:r>
-    </w:p>
-    <w:p>
-      <w:pPr>
-        <w:pStyle w:val="Heading2"/>
-      </w:pPr>
-      <w:r>
-        <w:t>【掉落物】烈阳蝶鳞粉（低级引火药的原料）</w:t>
+      <w:r/>
+    </w:p>
+    <w:p>
+      <w:pPr>
+        <w:pStyle w:val="Heading2"/>
+      </w:pPr>
+      <w:r>
+        <w:t>【掉落物】【ID】mh-h1 一阶火属性魔核，呈橘红色，体积小但纯度高，可用于低级附魔。，【ID】cl-109 烈阳蝶鳞粉（低级引火药的原料）</w:t>
       </w:r>
     </w:p>
     <w:p>
@@ -1270,7 +1295,12 @@
         <w:pStyle w:val="Heading2"/>
       </w:pPr>
       <w:r>
-        <w:t>【战力参考】斗之气二段</w:t>
+        <w:t>【战力参考】2</w:t>
+      </w:r>
+    </w:p>
+    <w:p>
+      <w:r>
+        <w:t>【属性参考】力5 智20 耐4 敏14</w:t>
       </w:r>
     </w:p>
     <w:p>
